--- a/printer_debugging_new.docx
+++ b/printer_debugging_new.docx
@@ -1092,7 +1092,7 @@
               <w:rPr>
                 <w:b/>
               </w:rPr>
-              <w:t>Stellwerk: Praterstern</w:t>
+              <w:t>Stellwerk: {{asset_group}}</w:t>
             </w:r>
             <w:r>
               <w:rPr>
@@ -2614,8 +2614,8 @@
         <w:pStyle w:val="Normal"/>
         <w:rPr/>
       </w:pPr>
-      <w:bookmarkStart w:id="5" w:name="_Toc473541593"/>
-      <w:bookmarkStart w:id="6" w:name="_Ref48023021"/>
+      <w:bookmarkStart w:id="5" w:name="_Ref48023021"/>
+      <w:bookmarkStart w:id="6" w:name="_Toc473541593"/>
       <w:r>
         <w:rPr/>
         <w:t>Allgemeines</w:t>
@@ -3872,7 +3872,7 @@
             <w:rPr>
               <w:sz w:val="18"/>
             </w:rPr>
-            <w:t>3</w:t>
+            <w:t>4</w:t>
           </w:r>
           <w:r>
             <w:rPr>
@@ -3972,7 +3972,7 @@
             <w:rPr>
               <w:sz w:val="18"/>
             </w:rPr>
-            <w:t>Stellwerk: Praterstern</w:t>
+            <w:t>Stellwerk: {{asset_group}}</w:t>
           </w:r>
           <w:r>
             <w:rPr>
@@ -4518,7 +4518,7 @@
             <w:rPr>
               <w:sz w:val="18"/>
             </w:rPr>
-            <w:t>3</w:t>
+            <w:t>4</w:t>
           </w:r>
           <w:r>
             <w:rPr>
@@ -4618,7 +4618,7 @@
             <w:rPr>
               <w:sz w:val="18"/>
             </w:rPr>
-            <w:t>Stellwerk: Praterstern</w:t>
+            <w:t>Stellwerk: {{asset_group}}</w:t>
           </w:r>
           <w:r>
             <w:rPr>
@@ -4897,7 +4897,7 @@
               <v:shape id="ole_rId1" type="_x0000_tole_rId1" style="width:114.6pt;height:19.8pt;mso-wrap-distance-right:0pt" filled="f" o:ole="">
                 <v:imagedata r:id="rId2" o:title=""/>
               </v:shape>
-              <o:OLEObject Type="Embed" ProgID="MSDraw" ShapeID="ole_rId1" DrawAspect="Content" ObjectID="_938289052" r:id="rId1"/>
+              <o:OLEObject Type="Embed" ProgID="MSDraw" ShapeID="ole_rId1" DrawAspect="Content" ObjectID="_2050056573" r:id="rId1"/>
             </w:object>
           </w:r>
         </w:p>
@@ -4999,7 +4999,7 @@
               <v:shape id="ole_rId1" type="_x0000_tole_rId1" style="width:114.6pt;height:19.8pt;mso-wrap-distance-right:0pt" filled="f" o:ole="">
                 <v:imagedata r:id="rId2" o:title=""/>
               </v:shape>
-              <o:OLEObject Type="Embed" ProgID="MSDraw" ShapeID="ole_rId1" DrawAspect="Content" ObjectID="_1433831178" r:id="rId1"/>
+              <o:OLEObject Type="Embed" ProgID="MSDraw" ShapeID="ole_rId1" DrawAspect="Content" ObjectID="_697022857" r:id="rId1"/>
             </w:object>
           </w:r>
         </w:p>
@@ -6530,15 +6530,15 @@
       <w:lang w:val="de-DE" w:eastAsia="de-DE"/>
     </w:rPr>
   </w:style>
-  <w:style w:type="character" w:styleId="FootnoteCharacters">
-    <w:name w:val="Footnote Characters"/>
+  <w:style w:type="character" w:styleId="FootnoteCharactersuser">
+    <w:name w:val="Footnote Characters (user)"/>
     <w:qFormat/>
     <w:rPr>
       <w:vertAlign w:val="superscript"/>
     </w:rPr>
   </w:style>
-  <w:style w:type="character" w:styleId="FootnoteCharactersuser">
-    <w:name w:val="Footnote Characters (user)"/>
+  <w:style w:type="character" w:styleId="FootnoteCharacters">
+    <w:name w:val="Footnote Characters"/>
     <w:qFormat/>
     <w:rPr>
       <w:vertAlign w:val="superscript"/>
@@ -7305,15 +7305,15 @@
       <w:lang w:val="es-ES"/>
     </w:rPr>
   </w:style>
-  <w:style w:type="paragraph" w:styleId="FrameContents">
-    <w:name w:val="Frame Contents"/>
+  <w:style w:type="paragraph" w:styleId="FrameContentsuser">
+    <w:name w:val="Frame Contents (user)"/>
     <w:basedOn w:val="Normal"/>
     <w:qFormat/>
     <w:pPr/>
     <w:rPr/>
   </w:style>
-  <w:style w:type="paragraph" w:styleId="FrameContentsuser">
-    <w:name w:val="Frame Contents (user)"/>
+  <w:style w:type="paragraph" w:styleId="FrameContents">
+    <w:name w:val="Frame Contents"/>
     <w:basedOn w:val="Normal"/>
     <w:qFormat/>
     <w:pPr/>
